--- a/워드/B2_학생용_워크북.docx
+++ b/워드/B2_학생용_워크북.docx
@@ -1665,7 +1665,7 @@
                 <w:rFonts w:ascii="맑은 고딕" w:hAnsi="맑은 고딕" w:eastAsia="맑은 고딕"/>
                 <w:sz w:val="20"/>
               </w:rPr>
-              <w:t>- 주제: {{topic}}</w:t>
+              <w:t>- 주제: [발표 주제]</w:t>
             </w:r>
           </w:p>
           <w:p>
@@ -1677,7 +1677,7 @@
                 <w:rFonts w:ascii="맑은 고딕" w:hAnsi="맑은 고딕" w:eastAsia="맑은 고딕"/>
                 <w:sz w:val="20"/>
               </w:rPr>
-              <w:t>- 듣는 사람: {{who}}</w:t>
+              <w:t>- 듣는 사람: [듣는 사람]</w:t>
             </w:r>
           </w:p>
           <w:p>
@@ -1689,7 +1689,7 @@
                 <w:rFonts w:ascii="맑은 고딕" w:hAnsi="맑은 고딕" w:eastAsia="맑은 고딕"/>
                 <w:sz w:val="20"/>
               </w:rPr>
-              <w:t>- 발표 시간: {{minutes}}</w:t>
+              <w:t>- 발표 시간: [발표 시간]</w:t>
             </w:r>
           </w:p>
           <w:p>
@@ -1701,7 +1701,7 @@
                 <w:rFonts w:ascii="맑은 고딕" w:hAnsi="맑은 고딕" w:eastAsia="맑은 고딕"/>
                 <w:sz w:val="20"/>
               </w:rPr>
-              <w:t>- 슬라이드: {{slides}}</w:t>
+              <w:t>- 슬라이드: [슬라이드 장수]</w:t>
             </w:r>
           </w:p>
           <w:p>
@@ -1713,7 +1713,7 @@
                 <w:rFonts w:ascii="맑은 고딕" w:hAnsi="맑은 고딕" w:eastAsia="맑은 고딕"/>
                 <w:sz w:val="20"/>
               </w:rPr>
-              <w:t>- 기억하게 하고 싶은 한 문장: {{goal}}</w:t>
+              <w:t>- 기억하게 하고 싶은 한 문장: [기억할 한 문장]</w:t>
             </w:r>
           </w:p>
           <w:p>
@@ -1725,7 +1725,7 @@
                 <w:rFonts w:ascii="맑은 고딕" w:hAnsi="맑은 고딕" w:eastAsia="맑은 고딕"/>
                 <w:sz w:val="20"/>
               </w:rPr>
-              <w:t>- 내 말버릇: {{habit}}</w:t>
+              <w:t>- 내 말버릇: [내 말버릇]</w:t>
             </w:r>
           </w:p>
           <w:p>
@@ -1737,7 +1737,7 @@
                 <w:rFonts w:ascii="맑은 고딕" w:hAnsi="맑은 고딕" w:eastAsia="맑은 고딕"/>
                 <w:sz w:val="20"/>
               </w:rPr>
-              <w:t>- 가장 긴장되는 부분: {{worry}}</w:t>
+              <w:t>- 가장 긴장되는 부분: [가장 긴장되는 부분]</w:t>
             </w:r>
           </w:p>
           <w:p>
@@ -1749,7 +1749,7 @@
                 <w:rFonts w:ascii="맑은 고딕" w:hAnsi="맑은 고딕" w:eastAsia="맑은 고딕"/>
                 <w:sz w:val="20"/>
               </w:rPr>
-              <w:t>- 발표 장소: {{place}}</w:t>
+              <w:t>- 발표 장소: [발표 장소]</w:t>
             </w:r>
           </w:p>
           <w:p>
@@ -3152,7 +3152,7 @@
                 <w:rFonts w:ascii="맑은 고딕" w:hAnsi="맑은 고딕" w:eastAsia="맑은 고딕"/>
                 <w:sz w:val="20"/>
               </w:rPr>
-              <w:t>- 총 {{minutes}}에 맞춰 대목마다 몇 초씩 쓸지 배분해 줘. 합계가 맞아야 해.</w:t>
+              <w:t>- 총 [발표 시간]에 맞춰 대목마다 몇 초씩 쓸지 배분해 줘. 합계가 맞아야 해.</w:t>
             </w:r>
           </w:p>
           <w:p>
@@ -3164,7 +3164,7 @@
                 <w:rFonts w:ascii="맑은 고딕" w:hAnsi="맑은 고딕" w:eastAsia="맑은 고딕"/>
                 <w:sz w:val="20"/>
               </w:rPr>
-              <w:t>- 슬라이드 {{slides}}을 언제 넘길지도 표시해 줘.</w:t>
+              <w:t>- 슬라이드 [슬라이드 장수]을 언제 넘길지도 표시해 줘.</w:t>
             </w:r>
           </w:p>
           <w:p>
@@ -3446,7 +3446,7 @@
                 <w:rFonts w:ascii="맑은 고딕" w:hAnsi="맑은 고딕" w:eastAsia="맑은 고딕"/>
                 <w:sz w:val="19"/>
               </w:rPr>
-              <w:t>→ 합계를 다시 계산해서 {{minutes}}에 정확히 맞춰 줘.</w:t>
+              <w:t>→ 합계를 다시 계산해서 [발표 시간]에 정확히 맞춰 줘.</w:t>
             </w:r>
           </w:p>
         </w:tc>
@@ -4864,7 +4864,7 @@
                 <w:rFonts w:ascii="맑은 고딕" w:hAnsi="맑은 고딕" w:eastAsia="맑은 고딕"/>
                 <w:sz w:val="20"/>
               </w:rPr>
-              <w:t>전체 글자 수가 {{minutes}}에 맞지 않습니다. 1분 300자 기준으로 계산해서 분량을 맞춰 주세요. 마무리는 줄이지 마세요.</w:t>
+              <w:t>전체 글자 수가 [발표 시간]에 맞지 않습니다. 1분 300자 기준으로 계산해서 분량을 맞춰 주세요. 마무리는 줄이지 마세요.</w:t>
             </w:r>
           </w:p>
         </w:tc>
@@ -5406,7 +5406,7 @@
                 <w:rFonts w:ascii="맑은 고딕" w:hAnsi="맑은 고딕" w:eastAsia="맑은 고딕"/>
                 <w:sz w:val="20"/>
               </w:rPr>
-              <w:t>마지막 문장만 다시 써 주세요. {{goal}}이 그대로 남고, 듣는 사람이 뭘 하면 되는지가 들리게.</w:t>
+              <w:t>마지막 문장만 다시 써 주세요. [기억할 한 문장]이 그대로 남고, 듣는 사람이 뭘 하면 되는지가 들리게.</w:t>
             </w:r>
           </w:p>
         </w:tc>
@@ -6643,7 +6643,7 @@
                 <w:rFonts w:ascii="맑은 고딕" w:hAnsi="맑은 고딕" w:eastAsia="맑은 고딕"/>
                 <w:sz w:val="20"/>
               </w:rPr>
-              <w:t>□ 시간 —      분      초 (목표 {{minutes}})</w:t>
+              <w:t>□ 시간 —      분      초 (목표 [발표 시간])</w:t>
             </w:r>
           </w:p>
           <w:p>
@@ -6778,7 +6778,7 @@
                 <w:rFonts w:ascii="맑은 고딕" w:hAnsi="맑은 고딕" w:eastAsia="맑은 고딕"/>
                 <w:sz w:val="19"/>
               </w:rPr>
-              <w:t>→ 실제로 말해 보니 {{minutes}}보다 [   ] 정도 차이가 났어. 대본 분량을 그만큼 조정해 줘. 마무리는 줄이지 마.</w:t>
+              <w:t>→ 실제로 말해 보니 [발표 시간]보다 [   ] 정도 차이가 났어. 대본 분량을 그만큼 조정해 줘. 마무리는 줄이지 마.</w:t>
             </w:r>
           </w:p>
         </w:tc>

--- a/워드/B2_학생용_워크북.docx
+++ b/워드/B2_학생용_워크북.docx
@@ -7369,7 +7369,7 @@
           <w:color w:val="5B6675"/>
           <w:sz w:val="19"/>
         </w:rPr>
-        <w:t>AI를 썼다는 사실은 숨기는 게 아니라 밝히는 것입니다. 1단계에서 정한 약속이고, 평가의 근거가 됩니다. 특히 이 모듈에서는 ‘리허설에서 내가 직접 고친 것’을 반드시 남기세요.</w:t>
+        <w:t>AI를 썼다는 사실은 숨기는 게 아니라 밝히는 것입니다. 이 수업의 약속이고, 평가의 근거가 됩니다. 특히 이 모듈에서는 ‘리허설에서 내가 직접 고친 것’을 반드시 남기세요.</w:t>
       </w:r>
     </w:p>
     <w:p>

--- a/워드/B2_학생용_워크북.docx
+++ b/워드/B2_학생용_워크북.docx
@@ -2502,6 +2502,81 @@
         <w:t>▷ 기록 — AI가 던진 질문 5개를 그대로 붙여넣으세요</w:t>
       </w:r>
     </w:p>
+    <w:p>
+      <w:pPr>
+        <w:spacing w:before="0" w:after="0"/>
+        <w:ind w:left="170"/>
+      </w:pPr>
+      <w:r>
+        <w:rPr>
+          <w:rFonts w:ascii="맑은 고딕" w:hAnsi="맑은 고딕" w:eastAsia="맑은 고딕"/>
+          <w:b w:val="0"/>
+          <w:color w:val="9AA4B2"/>
+          <w:sz w:val="18"/>
+        </w:rPr>
+        <w:t>1.</w:t>
+      </w:r>
+    </w:p>
+    <w:p>
+      <w:pPr>
+        <w:spacing w:before="0" w:after="0"/>
+        <w:ind w:left="170"/>
+      </w:pPr>
+      <w:r>
+        <w:rPr>
+          <w:rFonts w:ascii="맑은 고딕" w:hAnsi="맑은 고딕" w:eastAsia="맑은 고딕"/>
+          <w:b w:val="0"/>
+          <w:color w:val="9AA4B2"/>
+          <w:sz w:val="18"/>
+        </w:rPr>
+        <w:t>2.</w:t>
+      </w:r>
+    </w:p>
+    <w:p>
+      <w:pPr>
+        <w:spacing w:before="0" w:after="0"/>
+        <w:ind w:left="170"/>
+      </w:pPr>
+      <w:r>
+        <w:rPr>
+          <w:rFonts w:ascii="맑은 고딕" w:hAnsi="맑은 고딕" w:eastAsia="맑은 고딕"/>
+          <w:b w:val="0"/>
+          <w:color w:val="9AA4B2"/>
+          <w:sz w:val="18"/>
+        </w:rPr>
+        <w:t>3.</w:t>
+      </w:r>
+    </w:p>
+    <w:p>
+      <w:pPr>
+        <w:spacing w:before="0" w:after="0"/>
+        <w:ind w:left="170"/>
+      </w:pPr>
+      <w:r>
+        <w:rPr>
+          <w:rFonts w:ascii="맑은 고딕" w:hAnsi="맑은 고딕" w:eastAsia="맑은 고딕"/>
+          <w:b w:val="0"/>
+          <w:color w:val="9AA4B2"/>
+          <w:sz w:val="18"/>
+        </w:rPr>
+        <w:t>4.</w:t>
+      </w:r>
+    </w:p>
+    <w:p>
+      <w:pPr>
+        <w:spacing w:before="0" w:after="0"/>
+        <w:ind w:left="170"/>
+      </w:pPr>
+      <w:r>
+        <w:rPr>
+          <w:rFonts w:ascii="맑은 고딕" w:hAnsi="맑은 고딕" w:eastAsia="맑은 고딕"/>
+          <w:b w:val="0"/>
+          <w:color w:val="9AA4B2"/>
+          <w:sz w:val="18"/>
+        </w:rPr>
+        <w:t>5.</w:t>
+      </w:r>
+    </w:p>
     <w:tbl>
       <w:tblPr>
         <w:tblW w:type="auto" w:w="0"/>
@@ -2513,7 +2588,7 @@
       </w:tblGrid>
       <w:tr>
         <w:trPr>
-          <w:trHeight w:hRule="atLeast" w:val="2041"/>
+          <w:trHeight w:hRule="atLeast" w:val="1049"/>
         </w:trPr>
         <w:tc>
           <w:tcPr>
@@ -2930,6 +3005,36 @@
         <w:t>▷ 기록 — 내가 답한 내용을 붙여넣으세요</w:t>
       </w:r>
     </w:p>
+    <w:p>
+      <w:pPr>
+        <w:spacing w:before="0" w:after="0"/>
+        <w:ind w:left="170"/>
+      </w:pPr>
+      <w:r>
+        <w:rPr>
+          <w:rFonts w:ascii="맑은 고딕" w:hAnsi="맑은 고딕" w:eastAsia="맑은 고딕"/>
+          <w:b w:val="0"/>
+          <w:color w:val="9AA4B2"/>
+          <w:sz w:val="18"/>
+        </w:rPr>
+        <w:t>1) …</w:t>
+      </w:r>
+    </w:p>
+    <w:p>
+      <w:pPr>
+        <w:spacing w:before="0" w:after="0"/>
+        <w:ind w:left="170"/>
+      </w:pPr>
+      <w:r>
+        <w:rPr>
+          <w:rFonts w:ascii="맑은 고딕" w:hAnsi="맑은 고딕" w:eastAsia="맑은 고딕"/>
+          <w:b w:val="0"/>
+          <w:color w:val="9AA4B2"/>
+          <w:sz w:val="18"/>
+        </w:rPr>
+        <w:t>2) …</w:t>
+      </w:r>
+    </w:p>
     <w:tbl>
       <w:tblPr>
         <w:tblW w:type="auto" w:w="0"/>
@@ -2941,7 +3046,7 @@
       </w:tblGrid>
       <w:tr>
         <w:trPr>
-          <w:trHeight w:hRule="atLeast" w:val="2041"/>
+          <w:trHeight w:hRule="atLeast" w:val="1644"/>
         </w:trPr>
         <w:tc>
           <w:tcPr>
@@ -4652,6 +4757,36 @@
         <w:t>▷ 기록 — 대본 초안을 붙여넣으세요 (글자 수 표시 포함)</w:t>
       </w:r>
     </w:p>
+    <w:p>
+      <w:pPr>
+        <w:spacing w:before="0" w:after="0"/>
+        <w:ind w:left="170"/>
+      </w:pPr>
+      <w:r>
+        <w:rPr>
+          <w:rFonts w:ascii="맑은 고딕" w:hAnsi="맑은 고딕" w:eastAsia="맑은 고딕"/>
+          <w:b w:val="0"/>
+          <w:color w:val="9AA4B2"/>
+          <w:sz w:val="18"/>
+        </w:rPr>
+        <w:t>[여는 말] ○초 · 약 ○○○자</w:t>
+      </w:r>
+    </w:p>
+    <w:p>
+      <w:pPr>
+        <w:spacing w:before="0" w:after="0"/>
+        <w:ind w:left="170"/>
+      </w:pPr>
+      <w:r>
+        <w:rPr>
+          <w:rFonts w:ascii="맑은 고딕" w:hAnsi="맑은 고딕" w:eastAsia="맑은 고딕"/>
+          <w:b w:val="0"/>
+          <w:color w:val="9AA4B2"/>
+          <w:sz w:val="18"/>
+        </w:rPr>
+        <w:t>…</w:t>
+      </w:r>
+    </w:p>
     <w:tbl>
       <w:tblPr>
         <w:tblW w:type="auto" w:w="0"/>
@@ -4663,7 +4798,7 @@
       </w:tblGrid>
       <w:tr>
         <w:trPr>
-          <w:trHeight w:hRule="atLeast" w:val="4252"/>
+          <w:trHeight w:hRule="atLeast" w:val="3855"/>
         </w:trPr>
         <w:tc>
           <w:tcPr>
@@ -5147,6 +5282,51 @@
         <w:t>▷ 기록 — 세 번의 요청과, 각각 무엇이 달라졌는지 적으세요</w:t>
       </w:r>
     </w:p>
+    <w:p>
+      <w:pPr>
+        <w:spacing w:before="0" w:after="0"/>
+        <w:ind w:left="170"/>
+      </w:pPr>
+      <w:r>
+        <w:rPr>
+          <w:rFonts w:ascii="맑은 고딕" w:hAnsi="맑은 고딕" w:eastAsia="맑은 고딕"/>
+          <w:b w:val="0"/>
+          <w:color w:val="9AA4B2"/>
+          <w:sz w:val="18"/>
+        </w:rPr>
+        <w:t xml:space="preserve">① 시간 맞추기 → </w:t>
+      </w:r>
+    </w:p>
+    <w:p>
+      <w:pPr>
+        <w:spacing w:before="0" w:after="0"/>
+        <w:ind w:left="170"/>
+      </w:pPr>
+      <w:r>
+        <w:rPr>
+          <w:rFonts w:ascii="맑은 고딕" w:hAnsi="맑은 고딕" w:eastAsia="맑은 고딕"/>
+          <w:b w:val="0"/>
+          <w:color w:val="9AA4B2"/>
+          <w:sz w:val="18"/>
+        </w:rPr>
+        <w:t xml:space="preserve">② 입에 붙게 → </w:t>
+      </w:r>
+    </w:p>
+    <w:p>
+      <w:pPr>
+        <w:spacing w:before="0" w:after="0"/>
+        <w:ind w:left="170"/>
+      </w:pPr>
+      <w:r>
+        <w:rPr>
+          <w:rFonts w:ascii="맑은 고딕" w:hAnsi="맑은 고딕" w:eastAsia="맑은 고딕"/>
+          <w:b w:val="0"/>
+          <w:color w:val="9AA4B2"/>
+          <w:sz w:val="18"/>
+        </w:rPr>
+        <w:t xml:space="preserve">③ 여는 말 → </w:t>
+      </w:r>
+    </w:p>
     <w:tbl>
       <w:tblPr>
         <w:tblW w:type="auto" w:w="0"/>
@@ -5158,7 +5338,7 @@
       </w:tblGrid>
       <w:tr>
         <w:trPr>
-          <w:trHeight w:hRule="atLeast" w:val="2041"/>
+          <w:trHeight w:hRule="atLeast" w:val="1446"/>
         </w:trPr>
         <w:tc>
           <w:tcPr>
@@ -5628,6 +5808,66 @@
         <w:t>▷ 기록 — 고른 첫 문장과 마지막 문장, 넘어가는 말을 적으세요</w:t>
       </w:r>
     </w:p>
+    <w:p>
+      <w:pPr>
+        <w:spacing w:before="0" w:after="0"/>
+        <w:ind w:left="170"/>
+      </w:pPr>
+      <w:r>
+        <w:rPr>
+          <w:rFonts w:ascii="맑은 고딕" w:hAnsi="맑은 고딕" w:eastAsia="맑은 고딕"/>
+          <w:b w:val="0"/>
+          <w:color w:val="9AA4B2"/>
+          <w:sz w:val="18"/>
+        </w:rPr>
+        <w:t>고른 첫 문장:</w:t>
+      </w:r>
+    </w:p>
+    <w:p>
+      <w:pPr>
+        <w:spacing w:before="0" w:after="0"/>
+        <w:ind w:left="170"/>
+      </w:pPr>
+      <w:r>
+        <w:rPr>
+          <w:rFonts w:ascii="맑은 고딕" w:hAnsi="맑은 고딕" w:eastAsia="맑은 고딕"/>
+          <w:b w:val="0"/>
+          <w:color w:val="9AA4B2"/>
+          <w:sz w:val="18"/>
+        </w:rPr>
+        <w:t>고른 이유:</w:t>
+      </w:r>
+    </w:p>
+    <w:p>
+      <w:pPr>
+        <w:spacing w:before="0" w:after="0"/>
+        <w:ind w:left="170"/>
+      </w:pPr>
+      <w:r>
+        <w:rPr>
+          <w:rFonts w:ascii="맑은 고딕" w:hAnsi="맑은 고딕" w:eastAsia="맑은 고딕"/>
+          <w:b w:val="0"/>
+          <w:color w:val="9AA4B2"/>
+          <w:sz w:val="18"/>
+        </w:rPr>
+        <w:t>마지막 문장:</w:t>
+      </w:r>
+    </w:p>
+    <w:p>
+      <w:pPr>
+        <w:spacing w:before="0" w:after="0"/>
+        <w:ind w:left="170"/>
+      </w:pPr>
+      <w:r>
+        <w:rPr>
+          <w:rFonts w:ascii="맑은 고딕" w:hAnsi="맑은 고딕" w:eastAsia="맑은 고딕"/>
+          <w:b w:val="0"/>
+          <w:color w:val="9AA4B2"/>
+          <w:sz w:val="18"/>
+        </w:rPr>
+        <w:t>넘어가는 말:</w:t>
+      </w:r>
+    </w:p>
     <w:tbl>
       <w:tblPr>
         <w:tblW w:type="auto" w:w="0"/>
@@ -5639,7 +5879,7 @@
       </w:tblGrid>
       <w:tr>
         <w:trPr>
-          <w:trHeight w:hRule="atLeast" w:val="2041"/>
+          <w:trHeight w:hRule="atLeast" w:val="1247"/>
         </w:trPr>
         <w:tc>
           <w:tcPr>
@@ -6193,6 +6433,51 @@
         <w:t>▷ 기록 — 확인한 결과와, 내가 고친 문장을 적으세요</w:t>
       </w:r>
     </w:p>
+    <w:p>
+      <w:pPr>
+        <w:spacing w:before="0" w:after="0"/>
+        <w:ind w:left="170"/>
+      </w:pPr>
+      <w:r>
+        <w:rPr>
+          <w:rFonts w:ascii="맑은 고딕" w:hAnsi="맑은 고딕" w:eastAsia="맑은 고딕"/>
+          <w:b w:val="0"/>
+          <w:color w:val="9AA4B2"/>
+          <w:sz w:val="18"/>
+        </w:rPr>
+        <w:t xml:space="preserve">출처 확인: </w:t>
+      </w:r>
+    </w:p>
+    <w:p>
+      <w:pPr>
+        <w:spacing w:before="0" w:after="0"/>
+        <w:ind w:left="170"/>
+      </w:pPr>
+      <w:r>
+        <w:rPr>
+          <w:rFonts w:ascii="맑은 고딕" w:hAnsi="맑은 고딕" w:eastAsia="맑은 고딕"/>
+          <w:b w:val="0"/>
+          <w:color w:val="9AA4B2"/>
+          <w:sz w:val="18"/>
+        </w:rPr>
+        <w:t>어색한 문장:</w:t>
+      </w:r>
+    </w:p>
+    <w:p>
+      <w:pPr>
+        <w:spacing w:before="0" w:after="0"/>
+        <w:ind w:left="170"/>
+      </w:pPr>
+      <w:r>
+        <w:rPr>
+          <w:rFonts w:ascii="맑은 고딕" w:hAnsi="맑은 고딕" w:eastAsia="맑은 고딕"/>
+          <w:b w:val="0"/>
+          <w:color w:val="9AA4B2"/>
+          <w:sz w:val="18"/>
+        </w:rPr>
+        <w:t>→ 내 말로 바꾼 문장:</w:t>
+      </w:r>
+    </w:p>
     <w:tbl>
       <w:tblPr>
         <w:tblW w:type="auto" w:w="0"/>
@@ -6204,7 +6489,7 @@
       </w:tblGrid>
       <w:tr>
         <w:trPr>
-          <w:trHeight w:hRule="atLeast" w:val="2041"/>
+          <w:trHeight w:hRule="atLeast" w:val="1446"/>
         </w:trPr>
         <w:tc>
           <w:tcPr>
@@ -6925,6 +7210,96 @@
         <w:t>▷ 기록 — 리허설 결과를 적으세요 (녹음·짝 평가 중 택1)</w:t>
       </w:r>
     </w:p>
+    <w:p>
+      <w:pPr>
+        <w:spacing w:before="0" w:after="0"/>
+        <w:ind w:left="170"/>
+      </w:pPr>
+      <w:r>
+        <w:rPr>
+          <w:rFonts w:ascii="맑은 고딕" w:hAnsi="맑은 고딕" w:eastAsia="맑은 고딕"/>
+          <w:b w:val="0"/>
+          <w:color w:val="9AA4B2"/>
+          <w:sz w:val="18"/>
+        </w:rPr>
+        <w:t>방법: 녹음 / 짝 평가</w:t>
+      </w:r>
+    </w:p>
+    <w:p>
+      <w:pPr>
+        <w:spacing w:before="0" w:after="0"/>
+        <w:ind w:left="170"/>
+      </w:pPr>
+      <w:r>
+        <w:rPr>
+          <w:rFonts w:ascii="맑은 고딕" w:hAnsi="맑은 고딕" w:eastAsia="맑은 고딕"/>
+          <w:b w:val="0"/>
+          <w:color w:val="9AA4B2"/>
+          <w:sz w:val="18"/>
+        </w:rPr>
+        <w:t>실제 걸린 시간:     분     초 (목표와 차이:     )</w:t>
+      </w:r>
+    </w:p>
+    <w:p>
+      <w:pPr>
+        <w:spacing w:before="0" w:after="0"/>
+        <w:ind w:left="170"/>
+      </w:pPr>
+      <w:r>
+        <w:rPr>
+          <w:rFonts w:ascii="맑은 고딕" w:hAnsi="맑은 고딕" w:eastAsia="맑은 고딕"/>
+          <w:b w:val="0"/>
+          <w:color w:val="9AA4B2"/>
+          <w:sz w:val="18"/>
+        </w:rPr>
+        <w:t>군더더기 말:     회 (주로 쓴 말:     )</w:t>
+      </w:r>
+    </w:p>
+    <w:p>
+      <w:pPr>
+        <w:spacing w:before="0" w:after="0"/>
+        <w:ind w:left="170"/>
+      </w:pPr>
+      <w:r>
+        <w:rPr>
+          <w:rFonts w:ascii="맑은 고딕" w:hAnsi="맑은 고딕" w:eastAsia="맑은 고딕"/>
+          <w:b w:val="0"/>
+          <w:color w:val="9AA4B2"/>
+          <w:sz w:val="18"/>
+        </w:rPr>
+        <w:t>빠뜨린 대목:</w:t>
+      </w:r>
+    </w:p>
+    <w:p>
+      <w:pPr>
+        <w:spacing w:before="0" w:after="0"/>
+        <w:ind w:left="170"/>
+      </w:pPr>
+      <w:r>
+        <w:rPr>
+          <w:rFonts w:ascii="맑은 고딕" w:hAnsi="맑은 고딕" w:eastAsia="맑은 고딕"/>
+          <w:b w:val="0"/>
+          <w:color w:val="9AA4B2"/>
+          <w:sz w:val="18"/>
+        </w:rPr>
+        <w:t>대본과 달라진 곳:</w:t>
+      </w:r>
+    </w:p>
+    <w:p>
+      <w:pPr>
+        <w:spacing w:before="0" w:after="0"/>
+        <w:ind w:left="170"/>
+      </w:pPr>
+      <w:r>
+        <w:rPr>
+          <w:rFonts w:ascii="맑은 고딕" w:hAnsi="맑은 고딕" w:eastAsia="맑은 고딕"/>
+          <w:b w:val="0"/>
+          <w:color w:val="9AA4B2"/>
+          <w:sz w:val="18"/>
+        </w:rPr>
+        <w:t>→ 대본에서 고친 것:</w:t>
+      </w:r>
+    </w:p>
     <w:tbl>
       <w:tblPr>
         <w:tblW w:type="auto" w:w="0"/>
@@ -6936,7 +7311,7 @@
       </w:tblGrid>
       <w:tr>
         <w:trPr>
-          <w:trHeight w:hRule="atLeast" w:val="4252"/>
+          <w:trHeight w:hRule="atLeast" w:val="3061"/>
         </w:trPr>
         <w:tc>
           <w:tcPr>
@@ -7210,6 +7585,141 @@
         <w:t>▷ 기록 — 2차 리허설에서 달라진 점과, 내가 고친 것을 적으세요</w:t>
       </w:r>
     </w:p>
+    <w:p>
+      <w:pPr>
+        <w:spacing w:before="0" w:after="0"/>
+        <w:ind w:left="170"/>
+      </w:pPr>
+      <w:r>
+        <w:rPr>
+          <w:rFonts w:ascii="맑은 고딕" w:hAnsi="맑은 고딕" w:eastAsia="맑은 고딕"/>
+          <w:b w:val="0"/>
+          <w:color w:val="9AA4B2"/>
+          <w:sz w:val="18"/>
+        </w:rPr>
+        <w:t>1차와 달라진 점:</w:t>
+      </w:r>
+    </w:p>
+    <w:p>
+      <w:pPr>
+        <w:spacing w:before="0" w:after="0"/>
+        <w:ind w:left="170"/>
+      </w:pPr>
+      <w:r>
+        <w:rPr>
+          <w:rFonts w:ascii="맑은 고딕" w:hAnsi="맑은 고딕" w:eastAsia="맑은 고딕"/>
+          <w:b w:val="0"/>
+          <w:color w:val="9AA4B2"/>
+          <w:sz w:val="18"/>
+        </w:rPr>
+        <w:t>아직 어려운 대목:</w:t>
+      </w:r>
+    </w:p>
+    <w:p>
+      <w:pPr>
+        <w:spacing w:before="0" w:after="0"/>
+        <w:ind w:left="170"/>
+      </w:pPr>
+      <w:r>
+        <w:rPr>
+          <w:rFonts w:ascii="맑은 고딕" w:hAnsi="맑은 고딕" w:eastAsia="맑은 고딕"/>
+          <w:b w:val="0"/>
+          <w:color w:val="9AA4B2"/>
+          <w:sz w:val="18"/>
+        </w:rPr>
+        <w:t>말버릇 고친 방법:</w:t>
+      </w:r>
+    </w:p>
+    <w:p>
+      <w:pPr>
+        <w:spacing w:before="0" w:after="0"/>
+        <w:ind w:left="170"/>
+      </w:pPr>
+      <w:r>
+        <w:rPr>
+          <w:rFonts w:ascii="맑은 고딕" w:hAnsi="맑은 고딕" w:eastAsia="맑은 고딕"/>
+          <w:b w:val="0"/>
+          <w:color w:val="9AA4B2"/>
+          <w:sz w:val="18"/>
+        </w:rPr>
+        <w:t>시간:     분     초</w:t>
+      </w:r>
+    </w:p>
+    <w:p>
+      <w:pPr>
+        <w:spacing w:before="0" w:after="0"/>
+        <w:ind w:left="170"/>
+      </w:pPr>
+      <w:r>
+        <w:rPr>
+          <w:rFonts w:ascii="맑은 고딕" w:hAnsi="맑은 고딕" w:eastAsia="맑은 고딕"/>
+          <w:b w:val="0"/>
+          <w:color w:val="9AA4B2"/>
+          <w:sz w:val="18"/>
+        </w:rPr>
+        <w:t xml:space="preserve"> </w:t>
+      </w:r>
+    </w:p>
+    <w:p>
+      <w:pPr>
+        <w:spacing w:before="0" w:after="0"/>
+        <w:ind w:left="170"/>
+      </w:pPr>
+      <w:r>
+        <w:rPr>
+          <w:rFonts w:ascii="맑은 고딕" w:hAnsi="맑은 고딕" w:eastAsia="맑은 고딕"/>
+          <w:b w:val="0"/>
+          <w:color w:val="9AA4B2"/>
+          <w:sz w:val="18"/>
+        </w:rPr>
+        <w:t>내가 정한 것</w:t>
+      </w:r>
+    </w:p>
+    <w:p>
+      <w:pPr>
+        <w:spacing w:before="0" w:after="0"/>
+        <w:ind w:left="170"/>
+      </w:pPr>
+      <w:r>
+        <w:rPr>
+          <w:rFonts w:ascii="맑은 고딕" w:hAnsi="맑은 고딕" w:eastAsia="맑은 고딕"/>
+          <w:b w:val="0"/>
+          <w:color w:val="9AA4B2"/>
+          <w:sz w:val="18"/>
+        </w:rPr>
+        <w:t>· 첫 문장:</w:t>
+      </w:r>
+    </w:p>
+    <w:p>
+      <w:pPr>
+        <w:spacing w:before="0" w:after="0"/>
+        <w:ind w:left="170"/>
+      </w:pPr>
+      <w:r>
+        <w:rPr>
+          <w:rFonts w:ascii="맑은 고딕" w:hAnsi="맑은 고딕" w:eastAsia="맑은 고딕"/>
+          <w:b w:val="0"/>
+          <w:color w:val="9AA4B2"/>
+          <w:sz w:val="18"/>
+        </w:rPr>
+        <w:t>· 마지막 문장:</w:t>
+      </w:r>
+    </w:p>
+    <w:p>
+      <w:pPr>
+        <w:spacing w:before="0" w:after="0"/>
+        <w:ind w:left="170"/>
+      </w:pPr>
+      <w:r>
+        <w:rPr>
+          <w:rFonts w:ascii="맑은 고딕" w:hAnsi="맑은 고딕" w:eastAsia="맑은 고딕"/>
+          <w:b w:val="0"/>
+          <w:color w:val="9AA4B2"/>
+          <w:sz w:val="18"/>
+        </w:rPr>
+        <w:t>· 슬라이드 넘길 때 신호:</w:t>
+      </w:r>
+    </w:p>
     <w:tbl>
       <w:tblPr>
         <w:tblW w:type="auto" w:w="0"/>
@@ -7221,7 +7731,7 @@
       </w:tblGrid>
       <w:tr>
         <w:trPr>
-          <w:trHeight w:hRule="atLeast" w:val="4252"/>
+          <w:trHeight w:hRule="atLeast" w:val="2466"/>
         </w:trPr>
         <w:tc>
           <w:tcPr>
@@ -7386,6 +7896,96 @@
         <w:t>▷ 기록 — 사용 기록을 채우세요</w:t>
       </w:r>
     </w:p>
+    <w:p>
+      <w:pPr>
+        <w:spacing w:before="0" w:after="0"/>
+        <w:ind w:left="170"/>
+      </w:pPr>
+      <w:r>
+        <w:rPr>
+          <w:rFonts w:ascii="맑은 고딕" w:hAnsi="맑은 고딕" w:eastAsia="맑은 고딕"/>
+          <w:b w:val="0"/>
+          <w:color w:val="9AA4B2"/>
+          <w:sz w:val="18"/>
+        </w:rPr>
+        <w:t>· 사용한 AI:</w:t>
+      </w:r>
+    </w:p>
+    <w:p>
+      <w:pPr>
+        <w:spacing w:before="0" w:after="0"/>
+        <w:ind w:left="170"/>
+      </w:pPr>
+      <w:r>
+        <w:rPr>
+          <w:rFonts w:ascii="맑은 고딕" w:hAnsi="맑은 고딕" w:eastAsia="맑은 고딕"/>
+          <w:b w:val="0"/>
+          <w:color w:val="9AA4B2"/>
+          <w:sz w:val="18"/>
+        </w:rPr>
+        <w:t>· 주고받은 횟수: 약    회</w:t>
+      </w:r>
+    </w:p>
+    <w:p>
+      <w:pPr>
+        <w:spacing w:before="0" w:after="0"/>
+        <w:ind w:left="170"/>
+      </w:pPr>
+      <w:r>
+        <w:rPr>
+          <w:rFonts w:ascii="맑은 고딕" w:hAnsi="맑은 고딕" w:eastAsia="맑은 고딕"/>
+          <w:b w:val="0"/>
+          <w:color w:val="9AA4B2"/>
+          <w:sz w:val="18"/>
+        </w:rPr>
+        <w:t>· AI가 가장 도움이 된 부분:</w:t>
+      </w:r>
+    </w:p>
+    <w:p>
+      <w:pPr>
+        <w:spacing w:before="0" w:after="0"/>
+        <w:ind w:left="170"/>
+      </w:pPr>
+      <w:r>
+        <w:rPr>
+          <w:rFonts w:ascii="맑은 고딕" w:hAnsi="맑은 고딕" w:eastAsia="맑은 고딕"/>
+          <w:b w:val="0"/>
+          <w:color w:val="9AA4B2"/>
+          <w:sz w:val="18"/>
+        </w:rPr>
+        <w:t>· AI 결과 중 내가 고친 부분:</w:t>
+      </w:r>
+    </w:p>
+    <w:p>
+      <w:pPr>
+        <w:spacing w:before="0" w:after="0"/>
+        <w:ind w:left="170"/>
+      </w:pPr>
+      <w:r>
+        <w:rPr>
+          <w:rFonts w:ascii="맑은 고딕" w:hAnsi="맑은 고딕" w:eastAsia="맑은 고딕"/>
+          <w:b w:val="0"/>
+          <w:color w:val="9AA4B2"/>
+          <w:sz w:val="18"/>
+        </w:rPr>
+        <w:t>· 사실 확인한 내용과 방법:</w:t>
+      </w:r>
+    </w:p>
+    <w:p>
+      <w:pPr>
+        <w:spacing w:before="0" w:after="0"/>
+        <w:ind w:left="170"/>
+      </w:pPr>
+      <w:r>
+        <w:rPr>
+          <w:rFonts w:ascii="맑은 고딕" w:hAnsi="맑은 고딕" w:eastAsia="맑은 고딕"/>
+          <w:b w:val="0"/>
+          <w:color w:val="9AA4B2"/>
+          <w:sz w:val="18"/>
+        </w:rPr>
+        <w:t>· AI에게 맡기지 않고 내가 한 일:</w:t>
+      </w:r>
+    </w:p>
     <w:tbl>
       <w:tblPr>
         <w:tblW w:type="auto" w:w="0"/>
@@ -7397,7 +7997,7 @@
       </w:tblGrid>
       <w:tr>
         <w:trPr>
-          <w:trHeight w:hRule="atLeast" w:val="4252"/>
+          <w:trHeight w:hRule="atLeast" w:val="3061"/>
         </w:trPr>
         <w:tc>
           <w:tcPr>
@@ -7531,7 +8131,7 @@
           <w:color w:val="1F53C4"/>
           <w:sz w:val="21"/>
         </w:rPr>
-        <w:t>▶ AI에게 이렇게 보내세요</w:t>
+        <w:t>▶ 이렇게 하세요</w:t>
       </w:r>
     </w:p>
     <w:tbl>
@@ -7669,6 +8269,126 @@
         <w:t>▷ 기록 — 짝의 발표를 판정한 결과와, 내 발표에 반영할 점을 적으세요</w:t>
       </w:r>
     </w:p>
+    <w:p>
+      <w:pPr>
+        <w:spacing w:before="0" w:after="0"/>
+        <w:ind w:left="170"/>
+      </w:pPr>
+      <w:r>
+        <w:rPr>
+          <w:rFonts w:ascii="맑은 고딕" w:hAnsi="맑은 고딕" w:eastAsia="맑은 고딕"/>
+          <w:b w:val="0"/>
+          <w:color w:val="9AA4B2"/>
+          <w:sz w:val="18"/>
+        </w:rPr>
+        <w:t>짝의 발표 판정:</w:t>
+      </w:r>
+    </w:p>
+    <w:p>
+      <w:pPr>
+        <w:spacing w:before="0" w:after="0"/>
+        <w:ind w:left="170"/>
+      </w:pPr>
+      <w:r>
+        <w:rPr>
+          <w:rFonts w:ascii="맑은 고딕" w:hAnsi="맑은 고딕" w:eastAsia="맑은 고딕"/>
+          <w:b w:val="0"/>
+          <w:color w:val="9AA4B2"/>
+          <w:sz w:val="18"/>
+        </w:rPr>
+        <w:t>1) 시간:</w:t>
+      </w:r>
+    </w:p>
+    <w:p>
+      <w:pPr>
+        <w:spacing w:before="0" w:after="0"/>
+        <w:ind w:left="170"/>
+      </w:pPr>
+      <w:r>
+        <w:rPr>
+          <w:rFonts w:ascii="맑은 고딕" w:hAnsi="맑은 고딕" w:eastAsia="맑은 고딕"/>
+          <w:b w:val="0"/>
+          <w:color w:val="9AA4B2"/>
+          <w:sz w:val="18"/>
+        </w:rPr>
+        <w:t>2) 첫 문장:</w:t>
+      </w:r>
+    </w:p>
+    <w:p>
+      <w:pPr>
+        <w:spacing w:before="0" w:after="0"/>
+        <w:ind w:left="170"/>
+      </w:pPr>
+      <w:r>
+        <w:rPr>
+          <w:rFonts w:ascii="맑은 고딕" w:hAnsi="맑은 고딕" w:eastAsia="맑은 고딕"/>
+          <w:b w:val="0"/>
+          <w:color w:val="9AA4B2"/>
+          <w:sz w:val="18"/>
+        </w:rPr>
+        <w:t>3) 못 알아들은 대목:</w:t>
+      </w:r>
+    </w:p>
+    <w:p>
+      <w:pPr>
+        <w:spacing w:before="0" w:after="0"/>
+        <w:ind w:left="170"/>
+      </w:pPr>
+      <w:r>
+        <w:rPr>
+          <w:rFonts w:ascii="맑은 고딕" w:hAnsi="맑은 고딕" w:eastAsia="맑은 고딕"/>
+          <w:b w:val="0"/>
+          <w:color w:val="9AA4B2"/>
+          <w:sz w:val="18"/>
+        </w:rPr>
+        <w:t>4) 기억에 남은 문장:</w:t>
+      </w:r>
+    </w:p>
+    <w:p>
+      <w:pPr>
+        <w:spacing w:before="0" w:after="0"/>
+        <w:ind w:left="170"/>
+      </w:pPr>
+      <w:r>
+        <w:rPr>
+          <w:rFonts w:ascii="맑은 고딕" w:hAnsi="맑은 고딕" w:eastAsia="맑은 고딕"/>
+          <w:b w:val="0"/>
+          <w:color w:val="9AA4B2"/>
+          <w:sz w:val="18"/>
+        </w:rPr>
+        <w:t>5) 고칠 것:</w:t>
+      </w:r>
+    </w:p>
+    <w:p>
+      <w:pPr>
+        <w:spacing w:before="0" w:after="0"/>
+        <w:ind w:left="170"/>
+      </w:pPr>
+      <w:r>
+        <w:rPr>
+          <w:rFonts w:ascii="맑은 고딕" w:hAnsi="맑은 고딕" w:eastAsia="맑은 고딕"/>
+          <w:b w:val="0"/>
+          <w:color w:val="9AA4B2"/>
+          <w:sz w:val="18"/>
+        </w:rPr>
+        <w:t xml:space="preserve"> </w:t>
+      </w:r>
+    </w:p>
+    <w:p>
+      <w:pPr>
+        <w:spacing w:before="0" w:after="0"/>
+        <w:ind w:left="170"/>
+      </w:pPr>
+      <w:r>
+        <w:rPr>
+          <w:rFonts w:ascii="맑은 고딕" w:hAnsi="맑은 고딕" w:eastAsia="맑은 고딕"/>
+          <w:b w:val="0"/>
+          <w:color w:val="9AA4B2"/>
+          <w:sz w:val="18"/>
+        </w:rPr>
+        <w:t>내 발표에 반영할 점:</w:t>
+      </w:r>
+    </w:p>
     <w:tbl>
       <w:tblPr>
         <w:tblW w:type="auto" w:w="0"/>
@@ -7680,7 +8400,7 @@
       </w:tblGrid>
       <w:tr>
         <w:trPr>
-          <w:trHeight w:hRule="atLeast" w:val="4252"/>
+          <w:trHeight w:hRule="atLeast" w:val="2665"/>
         </w:trPr>
         <w:tc>
           <w:tcPr>

--- a/워드/B2_학생용_워크북.docx
+++ b/워드/B2_학생용_워크북.docx
@@ -6637,7 +6637,7 @@
           <w:color w:val="1F53C4"/>
           <w:sz w:val="21"/>
         </w:rPr>
-        <w:t>▶ AI에게 이렇게 보내세요   (반드시 한 번에 하나씩)</w:t>
+        <w:t>▶ 이렇게 하세요   (둘 중 하나만 고르세요)</w:t>
       </w:r>
     </w:p>
     <w:tbl>
